--- a/data/deliverables/sc_7211c0e1d2b983a4/investment_memo.docx
+++ b/data/deliverables/sc_7211c0e1d2b983a4/investment_memo.docx
@@ -8,7 +8,7 @@
         <w:jc w:val="center"/>
       </w:pPr>
       <w:r>
-        <w:t>Investment Memo - Meta Platforms, Inc.</w:t>
+        <w:t>Investment Memo - Meta Platforms, Inc. (NASDAQ: META)</w:t>
       </w:r>
     </w:p>
     <w:p>
@@ -20,7 +20,7 @@
         <w:tab/>
       </w:r>
       <w:r>
-        <w:t>Investment Committee</w:t>
+        <w:t>Institutional Client - Growth Equity Team</w:t>
       </w:r>
     </w:p>
     <w:p>
@@ -32,7 +32,7 @@
         <w:tab/>
       </w:r>
       <w:r>
-        <w:t>Growth Equity Fund - Senior Associate</w:t>
+        <w:t>Equity Research, Technology Coverage Group</w:t>
       </w:r>
     </w:p>
     <w:p>
@@ -44,7 +44,7 @@
         <w:tab/>
       </w:r>
       <w:r>
-        <w:t>2026-05-15</w:t>
+        <w:t>May 2026</w:t>
       </w:r>
     </w:p>
     <w:p>
@@ -56,7 +56,7 @@
         <w:tab/>
       </w:r>
       <w:r>
-        <w:t>Meta Platforms, Inc. (META) - Preliminary Investment Assessment</w:t>
+        <w:t>Investment Memo - Meta Platforms, Inc. (NASDAQ: META)</w:t>
       </w:r>
     </w:p>
     <w:p>
@@ -77,7 +77,31 @@
         <w:rPr>
           <w:b w:val="0"/>
         </w:rPr>
-        <w:t>Meta Platforms, Inc. (NASDAQ: META) demonstrates exceptionally strong financial performance, characterized by robust revenue growth, expanding profitability, and a fortress balance sheet. For the full year 2025, the company reported revenue of $200,966 million and net income of $60,458 million, resulting in a net margin of approximately 30.1%. As of Q1 2026, total assets reached $395,250 million with stockholders' equity of $243,681 million, reflecting significant capital accumulation. The company's sustained investment in innovation is evidenced by R&amp;D expense of $57,372 million in FY 2025, representing 28.5% of revenue. Based on this preliminary review of the provided financial data, Meta presents as a high-growth, highly profitable technology leader with the financial flexibility to fund long-term initiatives. A deeper due diligence is recommended to assess valuation and qualitative factors.</w:t>
+        <w:t>Meta Platforms, Inc. (NASDAQ: META) is a leading technology company operating in the internet and social media sector. This memo provides an analysis of META's recent financial performance based on quarterly and annual data spanning from Q1 2018 through Q1 2026, sourced from the company's SEC EDGAR filings.</w:t>
+      </w:r>
+    </w:p>
+    <w:p>
+      <w:r>
+        <w:rPr>
+          <w:b w:val="0"/>
+        </w:rPr>
+        <w:t>META has demonstrated extraordinary revenue growth over the analyzed period. The company reported quarterly revenue of $13.7 billion in Q3 2018 and has grown to $56.3 billion in Q1 2026, representing more than a fourfold increase over approximately seven and a half years. Full-year 2025 revenue reached $201.0 billion, underscoring META's position as one of the largest advertising-driven technology platforms globally.</w:t>
+      </w:r>
+    </w:p>
+    <w:p>
+      <w:r>
+        <w:rPr>
+          <w:b w:val="0"/>
+        </w:rPr>
+        <w:t>Profitability has scaled alongside revenue growth. META reported full-year 2025 operating income of $83.3 billion and net income of $60.5 billion. In Q1 2026, the company delivered operating income of $22.9 billion and net income of $26.8 billion, with diluted earnings per share of $10.44. These figures reflect strong operating leverage and the company's ability to convert top-line growth into substantial bottom-line results.</w:t>
+      </w:r>
+    </w:p>
+    <w:p>
+      <w:r>
+        <w:rPr>
+          <w:b w:val="0"/>
+        </w:rPr>
+        <w:t>Key risks include the company's significant R&amp;D expenditure, which totaled $57.4 billion in FY 2025 and $17.7 billion in Q1 2026 alone, representing a substantial ongoing investment in future initiatives including artificial intelligence and virtual reality. Investors should also consider the cyclical nature of digital advertising spend and potential regulatory headwinds.</w:t>
       </w:r>
     </w:p>
     <w:p>
@@ -85,7 +109,7 @@
         <w:pStyle w:val="Heading1"/>
       </w:pPr>
       <w:r>
-        <w:t>Company Overview</w:t>
+        <w:t>Revenue Growth Analysis</w:t>
       </w:r>
     </w:p>
     <w:p>
@@ -93,7 +117,31 @@
         <w:rPr>
           <w:b w:val="0"/>
         </w:rPr>
-        <w:t>Meta Platforms, Inc. (Ticker: META, CIK: 0001326801) is a major technology company operating in the tech_internet sector. While the provided data does not detail specific business lines, the scale of its operations is evident from its financial metrics. The company generates substantial revenue and invests heavily in research and development, indicating a focus on innovation-driven growth. Its financial profile is consistent with a large-cap, asset-intensive internet platform company.</w:t>
+        <w:t>META's revenue trajectory demonstrates sustained, robust growth across all observed periods. In Q1 2018, the company reported quarterly revenue of $11,966,000,000 (approximately $12.0 billion). Revenue increased sequentially to $13,231,000,000 in Q2 2018 and $13,727,000,000 in Q3 2018, reflecting the company's strong position in digital advertising during that period.</w:t>
+      </w:r>
+    </w:p>
+    <w:p>
+      <w:r>
+        <w:rPr>
+          <w:b w:val="0"/>
+        </w:rPr>
+        <w:t>By the most recent periods, META's revenue scale has expanded dramatically. Full-year 2025 revenue reached $200,966,000,000 (approximately $201.0 billion), with single-quarter revenue of $51,242,000,000 in Q3 2025. Q1 2026 revenue came in at $56,311,000,000 (approximately $56.3 billion), representing continued sequential and year-over-year growth momentum.</w:t>
+      </w:r>
+    </w:p>
+    <w:p>
+      <w:r>
+        <w:rPr>
+          <w:b w:val="0"/>
+        </w:rPr>
+        <w:t>The year-over-year revenue growth from Q1 2018 to Q1 2026 is approximately 370%, calculated as ($56,311 - $11,966) / $11,966. This compounding growth rate over eight years reflects META's successful expansion of its advertising platform, growth in user engagement across its family of applications, and increasing monetization efficiency.</w:t>
+      </w:r>
+    </w:p>
+    <w:p>
+      <w:r>
+        <w:rPr>
+          <w:b w:val="0"/>
+        </w:rPr>
+        <w:t>Notably, META's revenue accelerated significantly starting in 2023-2024 as the company recovered from the 2022 advertising downturn and benefited from investments in AI-driven ad targeting and recommendation systems. The Q1 2026 quarterly revenue of $56.3 billion represents a meaningful step-up from the Q3 2025 single-quarter figure of $51.2 billion, suggesting continued positive momentum entering the new fiscal year.</w:t>
       </w:r>
     </w:p>
     <w:p>
@@ -101,7 +149,7 @@
         <w:pStyle w:val="Heading1"/>
       </w:pPr>
       <w:r>
-        <w:t>Financial Performance Analysis</w:t>
+        <w:t>Profitability and Margin Analysis</w:t>
       </w:r>
     </w:p>
     <w:p>
@@ -109,7 +157,7 @@
         <w:rPr>
           <w:b w:val="0"/>
         </w:rPr>
-        <w:t>Meta's revenue growth has been substantial over the period covered by the data. For the full year 2025, revenue was $200,966 million, a significant increase from earlier periods. Comparing Q1 2026 revenue of $56,311 million to Q3 2025 quarterly revenue of $51,242 million shows continued sequential growth. The company's profitability is impressive. In Q1 2026, operating income was $22,872 million on revenue of $56,311 million, yielding an operating margin of approximately 40.6%. For FY 2025, operating income was $83,276 million on revenue of $200,966 million, resulting in an operating margin of approximately 41.4%.</w:t>
+        <w:t>META's profitability profile is exceptional by any standard. For the full year 2025, the company generated operating income of $83,276,000,000 (approximately $83.3 billion) on revenue of $200,966,000,000 (approximately $201.0 billion), yielding an operating margin of approximately 41.4%. Net income for FY 2025 was $60,458,000,000 (approximately $60.5 billion), resulting in a net margin of approximately 30.1%.</w:t>
       </w:r>
     </w:p>
     <w:p>
@@ -117,7 +165,7 @@
         <w:rPr>
           <w:b w:val="0"/>
         </w:rPr>
-        <w:t>Net income has followed a similar upward trend. In Q1 2026, net income was $26,773 million on revenue of $56,311 million, representing a net margin of approximately 47.5%. For FY 2025, net income was $60,458 million on revenue of $200,966 million, yielding a net margin of approximately 30.1%. The difference in quarterly versus annual net margins may be due to one-time items or tax effects, but both figures indicate high profitability.</w:t>
+        <w:t>In Q1 2026, META reported operating income of $22,872,000,000 (approximately $22.9 billion) on revenue of $56,311,000,000 (approximately $56.3 billion), producing an operating margin of approximately 40.6%. Net income for Q1 2026 was $26,773,000,000 (approximately $26.8 billion), implying a net margin of approximately 47.5%. The elevated Q1 2026 net margin relative to the operating margin suggests significant non-operating income or favorable tax effects during the quarter.</w:t>
       </w:r>
     </w:p>
     <w:p>
@@ -125,7 +173,15 @@
         <w:rPr>
           <w:b w:val="0"/>
         </w:rPr>
-        <w:t>Diluted earnings per share (EPS) have shown strong growth. In Q1 2026, diluted EPS was $10.44. For FY 2025, diluted EPS was $23.49. The Q3 2025 nine-month diluted EPS was $14.62 and Q2 2025 six-month diluted EPS was $13.56. A notable data point is the Q3 2025 quarterly diluted EPS of $1.05, which appears anomalous compared to surrounding periods and warrants investigation.</w:t>
+        <w:t>The company's operating leverage is evident when examining the relationship between R&amp;D expense and operating income. FY 2025 R&amp;D expense of $57,372,000,000 represented 28.6% of revenue, yet the company still achieved a 41.4% operating margin. This indicates that META's core advertising business generates margins well above the blended figure, and the substantial R&amp;D investment is being absorbed without compromising overall profitability.</w:t>
+      </w:r>
+    </w:p>
+    <w:p>
+      <w:r>
+        <w:rPr>
+          <w:b w:val="0"/>
+        </w:rPr>
+        <w:t>Diluted earnings per share grew from $23.49 for the full year 2025 to $10.44 in Q1 2026 alone, suggesting an annualized EPS run-rate significantly above FY 2025 levels if current performance is sustained. The Q3 2025 single-quarter EPS of $1.05 appears to reflect a one-time charge or adjustment, as the nine-month cumulative figure was $14.62.</w:t>
       </w:r>
     </w:p>
     <w:p>
@@ -133,7 +189,7 @@
         <w:pStyle w:val="Heading1"/>
       </w:pPr>
       <w:r>
-        <w:t>Balance Sheet Strength</w:t>
+        <w:t>Capital Structure and Balance Sheet Review</w:t>
       </w:r>
     </w:p>
     <w:p>
@@ -141,7 +197,7 @@
         <w:rPr>
           <w:b w:val="0"/>
         </w:rPr>
-        <w:t>Meta's balance sheet has grown substantially, reflecting its operational scale and reinvestment. Total assets increased from $366,021 million at FY 2025 to $395,250 million as of Q1 2026, a growth of approximately 8.0% in one quarter. Stockholders' equity also grew strongly, from $217,243 million at FY 2025 to $243,681 million in Q1 2026, an increase of approximately 12.2%. This equity growth outpaces asset growth, indicating strengthening financial leverage ratios.</w:t>
+        <w:t>META maintains a robust balance sheet with significant scale. As of Q1 2026, the company reported total assets of $395,250,000,000 (approximately $395.3 billion), total liabilities of $151,569,000,000 (approximately $151.6 billion), and stockholders' equity of $243,681,000,000 (approximately $243.7 billion). The implied debt-to-equity ratio is approximately 0.62x ($151.6 billion / $243.7 billion), reflecting a conservatively leveraged capital structure.</w:t>
       </w:r>
     </w:p>
     <w:p>
@@ -149,7 +205,7 @@
         <w:rPr>
           <w:b w:val="0"/>
         </w:rPr>
-        <w:t>The company's liquidity position is robust. As of Q1 2026, cash and cash equivalents stood at $23,426 million, while total liabilities were $151,569 million. This yields a cash-to-liabilities ratio of approximately 15.5%, which is a healthy buffer. Furthermore, stockholders' equity of $243,681 million represents a significant portion of total assets ($395,250 million), indicating a low reliance on debt financing. The asset-to-equity ratio is approximately 1.62x, confirming a conservative capital structure.</w:t>
+        <w:t>The balance sheet has expanded meaningfully over the trailing quarters. Total assets grew from $294,744,000,000 in Q2 2025 to $303,844,000,000 in Q3 2025, then to $366,021,000,000 at FY 2025, and further to $395,250,000,000 in Q1 2026. This represents approximately 34% asset growth over three quarters, driven by strong earnings retention and potential investments in infrastructure to support AI workloads and Reality Labs initiatives.</w:t>
       </w:r>
     </w:p>
     <w:p>
@@ -157,7 +213,15 @@
         <w:rPr>
           <w:b w:val="0"/>
         </w:rPr>
-        <w:t>It is noteworthy that cash and equivalents decreased from $35,873 million at FY 2025 to $23,426 million in Q1 2026, a reduction of $12,447 million. This may be due to capital expenditures, share repurchases, or other investments, but the company still maintains a substantial cash reserve relative to its obligations.</w:t>
+        <w:t>Stockholders' equity grew from $195,070,000,000 in Q2 2025 to $194,066,000,000 in Q3 2025 (a slight decline, possibly due to share repurchases exceeding net income for the quarter), then increased to $217,243,000,000 at FY 2025 and $243,681,000,000 in Q1 2026. The Q1 2026 equity figure represents a $26.4 billion increase from year-end 2025, primarily driven by the $26.8 billion in net income generated during the quarter.</w:t>
+      </w:r>
+    </w:p>
+    <w:p>
+      <w:r>
+        <w:rPr>
+          <w:b w:val="0"/>
+        </w:rPr>
+        <w:t>Cash and cash equivalents stood at $23,426,000,000 (approximately $23.4 billion) as of Q1 2026, down from $35,873,000,000 at FY 2025 year-end. The reduction in cash balances likely reflects capital expenditures for data center infrastructure, share repurchase activity, or dividend payments. Despite the sequential decline, META maintains substantial liquidity to fund ongoing investments and return capital to shareholders.</w:t>
       </w:r>
     </w:p>
     <w:p>
@@ -165,7 +229,7 @@
         <w:pStyle w:val="Heading1"/>
       </w:pPr>
       <w:r>
-        <w:t>Capital Allocation</w:t>
+        <w:t>R&amp;D Investment Commentary</w:t>
       </w:r>
     </w:p>
     <w:p>
@@ -173,7 +237,7 @@
         <w:rPr>
           <w:b w:val="0"/>
         </w:rPr>
-        <w:t>Meta Platforms allocates a substantial portion of its revenue to research and development, signaling a commitment to innovation. For FY 2025, R&amp;D expense was $57,372 million, which represents approximately 28.5% of total revenue of $200,966 million. This is a significant investment in future growth and product development. In Q1 2026, R&amp;D expense was $17,699 million.</w:t>
+        <w:t>META's R&amp;D investment is among the highest in absolute dollars of any technology company globally. For FY 2025, research and development expense totaled $57,372,000,000 (approximately $57.4 billion), representing 28.6% of total revenue of $200,966,000,000. In Q1 2026, R&amp;D expense was $17,699,000,000 (approximately $17.7 billion), representing 31.4% of quarterly revenue of $56,311,000,000.</w:t>
       </w:r>
     </w:p>
     <w:p>
@@ -181,7 +245,7 @@
         <w:rPr>
           <w:b w:val="0"/>
         </w:rPr>
-        <w:t>The trend in R&amp;D spending shows a consistent commitment. For the nine months ending Q3 2025, R&amp;D expense was $40,237 million. For the six months ending Q2 2025, it was $25,092 million. The quarterly figure in Q3 2025 was $15,144 million. This level of spending is characteristic of a technology company investing heavily in its core platforms and new initiatives.</w:t>
+        <w:t>The absolute level of R&amp;D spending has grown substantially. Q3 2025 single-quarter R&amp;D expense was $15,144,000,000, compared to $17,699,000,000 in Q1 2026, representing a 16.9% increase in just two quarters. This acceleration reflects META's continued heavy investment in artificial intelligence infrastructure, large language models, and the Reality Labs segment focused on virtual and augmented reality technologies.</w:t>
       </w:r>
     </w:p>
     <w:p>
@@ -189,7 +253,15 @@
         <w:rPr>
           <w:b w:val="0"/>
         </w:rPr>
-        <w:t>The decrease in cash and equivalents from $35,873 million at FY 2025 to $23,426 million in Q1 2026, as noted earlier, could reflect capital allocation decisions such as increased capital expenditures, strategic acquisitions, or shareholder returns. Without a cash flow statement in the provided data, the precise drivers are unclear, but the overall financial strength allows for such deployment of capital without compromising liquidity.</w:t>
+        <w:t>As a percentage of revenue, R&amp;D spending increased from 28.6% in FY 2025 to 31.4% in Q1 2026. While this increase is notable, it should be viewed in the context of the company's overall margin expansion. META's operating margin remained above 40% in both periods, indicating that the incremental R&amp;D investment is being funded from robust cash generation rather than compressing profitability.</w:t>
+      </w:r>
+    </w:p>
+    <w:p>
+      <w:r>
+        <w:rPr>
+          <w:b w:val="0"/>
+        </w:rPr>
+        <w:t>For investors, the R&amp;D trajectory represents both an opportunity and a risk. The substantial AI and metaverse investments position META at the forefront of next-generation computing platforms. However, the payoff timeline for these investments remains uncertain, and the capital intensity of these initiatives could weigh on returns if they do not generate commensurate revenue growth in future periods.</w:t>
       </w:r>
     </w:p>
     <w:p>
@@ -197,7 +269,7 @@
         <w:pStyle w:val="Heading1"/>
       </w:pPr>
       <w:r>
-        <w:t>Risks and Considerations</w:t>
+        <w:t>Investment Risks and Considerations</w:t>
       </w:r>
     </w:p>
     <w:p>
@@ -205,7 +277,7 @@
         <w:rPr>
           <w:b w:val="0"/>
         </w:rPr>
-        <w:t>Based on the provided data, several financial risks and considerations are apparent. First, the significant concentration of value in intangible assets and R&amp;D spending is a risk. The company's value is heavily tied to its ability to innovate and monetize its platforms. The R&amp;D expense of $57,372 million in FY 2025 represents a substantial fixed cost that must be justified by future revenue growth. Any slowdown in growth could pressure margins.</w:t>
+        <w:t>While META presents a compelling growth and profitability profile, investors should consider several key risks. First, the company's revenue remains heavily concentrated in digital advertising, making it susceptible to macroeconomic cycles that affect advertiser spending. The significant revenue decline during the 2022 advertising downturn serves as a reminder of this cyclicality.</w:t>
       </w:r>
     </w:p>
     <w:p>
@@ -213,7 +285,7 @@
         <w:rPr>
           <w:b w:val="0"/>
         </w:rPr>
-        <w:t>Second, the anomalous data point for Q3 2025 diluted EPS of $1.05 stands out. This figure is dramatically lower than the surrounding periods (e.g., Q2 2025: $13.56, Q3 2025 nine-month: $14.62). This could indicate a significant one-time charge, accounting restatement, or other event that impacted per-share earnings in that specific quarter. This volatility or potential non-recurring item warrants deeper investigation.</w:t>
+        <w:t>META's R&amp;D spending trajectory warrants monitoring. Q1 2026 R&amp;D expense of $17.7 billion annualizes to over $70 billion, a significant increase from the FY 2025 level of $57.4 billion. If revenue growth does not keep pace with this investment ramp, margins could come under pressure. The Reality Labs segment in particular has historically generated operating losses, and the path to profitability for metaverse investments remains unclear.</w:t>
       </w:r>
     </w:p>
     <w:p>
@@ -221,15 +293,7 @@
         <w:rPr>
           <w:b w:val="0"/>
         </w:rPr>
-        <w:t>Third, the decline in cash and equivalents from $35,873 million at FY 2025 to $23,426 million in Q1 2026, while not alarming given the overall balance sheet strength, represents a significant outflow of $12,447 million in a single quarter. Understanding the drivers of this cash usage is critical for assessing future capital needs and financial flexibility.</w:t>
-      </w:r>
-    </w:p>
-    <w:p>
-      <w:pPr>
-        <w:pStyle w:val="Heading1"/>
-      </w:pPr>
-      <w:r>
-        <w:t>Recommendation</w:t>
+        <w:t>The Q3 2025 single-quarter net income of $2,709,000,000 (approximately $2.7 billion) stands out as an anomaly relative to the surrounding periods. This figure compares to nine-month cumulative net income of $37,690,000,000 and suggests a significant one-time charge or adjustment occurred during Q3 2025. Investors should investigate the nature of this item to understand its recurrence potential.</w:t>
       </w:r>
     </w:p>
     <w:p>
@@ -237,21 +301,13 @@
         <w:rPr>
           <w:b w:val="0"/>
         </w:rPr>
-        <w:t>Based on this preliminary financial analysis of the provided data, the recommendation is to PROCEED TO DEEPER DUE DILIGENCE (equivalent to a conditional BUY recommendation pending valuation analysis). The justification is rooted in Meta's exceptional financial profile: (1) Massive scale with FY 2025 revenue of $200,966 million and Q1 2026 revenue of $56,311 million showing continued growth; (2) Industry-leading profitability with operating margins above 40% and net margins around 30%; (3) A fortress balance sheet with stockholders' equity of $243,681 million and a conservative asset-to-equity ratio of 1.62x; (4) Aggressive reinvestment in the future via R&amp;D spending of 28.5% of revenue.</w:t>
-      </w:r>
-    </w:p>
-    <w:p>
-      <w:r>
-        <w:rPr>
-          <w:b w:val="0"/>
-        </w:rPr>
-        <w:t>The primary risks identified—high R&amp;D intensity, the anomalous Q3 2025 EPS data point, and the recent cash outflow—are addressable through further due diligence. The company's fundamental financial strength and market position, as evidenced by the data, warrant a detailed examination of its competitive moat, valuation multiples, and management's capital allocation strategy. Therefore, the investment committee should authorize the next phase of analysis.</w:t>
+        <w:t>The reduction in cash and cash equivalents from $35,873,000,000 at FY 2025 year-end to $23,426,000,000 in Q1 2026 represents a $12.4 billion decline. While META's overall balance sheet remains strong, continued large capital deployments for infrastructure and shareholder returns will require monitoring to ensure the company maintains adequate financial flexibility. Regulatory scrutiny across multiple jurisdictions also remains an ongoing overhang.</w:t>
       </w:r>
     </w:p>
     <w:p/>
     <w:p>
       <w:r>
-        <w:t>Growth Equity Fund - Senior Associate</w:t>
+        <w:t>Equity Research, Technology Coverage Group</w:t>
       </w:r>
     </w:p>
     <w:sectPr>
